--- a/legend-dynamics/spaceopera/Starward_Players_Guide.docx
+++ b/legend-dynamics/spaceopera/Starward_Players_Guide.docx
@@ -17715,6 +17715,1088 @@
         <w:t xml:space="preserve">start each session with two. Reroll, reduce an injury by one box, or establish a small preparation. Earn one from an accepted complication.</w:t>
       </w:r>
     </w:p>
+    <w:bookmarkEnd w:id="95"/>
+    <w:bookmarkStart w:id="98" w:name="discord-commands"/>
+    <w:p>
+      <w:pPr>
+        <w:pStyle w:val="Heading1"/>
+      </w:pPr>
+      <w:r>
+        <w:t xml:space="preserve">Discord commands</w:t>
+      </w:r>
+    </w:p>
+    <w:p>
+      <w:pPr>
+        <w:pStyle w:val="FirstParagraph"/>
+      </w:pPr>
+      <w:r>
+        <w:t xml:space="preserve">The table’s Discord bot rolls the dice and keeps the shared Resolve points, clocks and Ship status tracks for the server. Type</w:t>
+      </w:r>
+      <w:r>
+        <w:t xml:space="preserve"> </w:t>
+      </w:r>
+      <w:r>
+        <w:rPr>
+          <w:rStyle w:val="VerbatimChar"/>
+        </w:rPr>
+        <w:t xml:space="preserve">/</w:t>
+      </w:r>
+      <w:r>
+        <w:t xml:space="preserve"> </w:t>
+      </w:r>
+      <w:r>
+        <w:t xml:space="preserve">in a channel to see the commands; Discord shows each option as you fill it in. The bot doesn’t know your sheet, so you give it the target number.</w:t>
+      </w:r>
+    </w:p>
+    <w:bookmarkStart w:id="96" w:name="for-players"/>
+    <w:p>
+      <w:pPr>
+        <w:pStyle w:val="Heading2"/>
+      </w:pPr>
+      <w:r>
+        <w:t xml:space="preserve">For players</w:t>
+      </w:r>
+    </w:p>
+    <w:tbl>
+      <w:tblPr>
+        <w:tblStyle w:val="Table"/>
+        <w:tblW w:type="pct" w:w="5000"/>
+        <w:tblLook w:firstRow="1" w:lastRow="0" w:firstColumn="0" w:lastColumn="0" w:noHBand="0" w:noVBand="0" w:val="0020"/>
+        <w:jc w:val="start"/>
+        <w:tblBorders>
+          <w:top w:val="single" w:sz="4" w:color="B8C2D3"/>
+          <w:left w:val="single" w:sz="4" w:color="B8C2D3"/>
+          <w:bottom w:val="single" w:sz="4" w:color="B8C2D3"/>
+          <w:right w:val="single" w:sz="4" w:color="B8C2D3"/>
+          <w:insideH w:val="single" w:sz="4" w:color="B8C2D3"/>
+          <w:insideV w:val="single" w:sz="4" w:color="B8C2D3"/>
+        </w:tblBorders>
+      </w:tblPr>
+      <w:tblGrid>
+        <w:gridCol w:w="3960"/>
+        <w:gridCol w:w="3960"/>
+      </w:tblGrid>
+      <w:tr>
+        <w:trPr>
+          <w:tblHeader w:val="true"/>
+        </w:trPr>
+        <w:tc>
+          <w:tcPr>
+            <w:shd w:val="clear" w:fill="E9EEF6"/>
+          </w:tcPr>
+          <w:p>
+            <w:pPr>
+              <w:pStyle w:val="Compact"/>
+              <w:jc w:val="left"/>
+            </w:pPr>
+            <w:r>
+              <w:rPr>
+                <w:b/>
+                <w:sz w:val="19"/>
+              </w:rPr>
+              <w:t xml:space="preserve">Command</w:t>
+            </w:r>
+          </w:p>
+        </w:tc>
+        <w:tc>
+          <w:tcPr>
+            <w:shd w:val="clear" w:fill="E9EEF6"/>
+          </w:tcPr>
+          <w:p>
+            <w:pPr>
+              <w:pStyle w:val="Compact"/>
+              <w:jc w:val="left"/>
+            </w:pPr>
+            <w:r>
+              <w:rPr>
+                <w:b/>
+                <w:sz w:val="19"/>
+              </w:rPr>
+              <w:t xml:space="preserve">What it does</w:t>
+            </w:r>
+          </w:p>
+        </w:tc>
+      </w:tr>
+      <w:tr>
+        <w:tc>
+          <w:tcPr/>
+          <w:p>
+            <w:pPr>
+              <w:pStyle w:val="Compact"/>
+              <w:jc w:val="left"/>
+            </w:pPr>
+            <w:r>
+              <w:rPr>
+                <w:rStyle w:val="VerbatimChar"/>
+                <w:b/>
+                <w:sz w:val="19"/>
+              </w:rPr>
+              <w:t xml:space="preserve">/roll target:14 modifier:-2 label:Piloting</w:t>
+            </w:r>
+          </w:p>
+        </w:tc>
+        <w:tc>
+          <w:tcPr/>
+          <w:p>
+            <w:pPr>
+              <w:pStyle w:val="Compact"/>
+              <w:jc w:val="left"/>
+            </w:pPr>
+            <w:r>
+              <w:rPr>
+                <w:sz w:val="19"/>
+              </w:rPr>
+              <w:t xml:space="preserve">Roll 3d6 under your target. Use the number from your sheet, and add up every modifier yourself: circumstance, injury, assistance. The bot shows the result, the margin and your chance.</w:t>
+            </w:r>
+            <w:r>
+              <w:rPr>
+                <w:sz w:val="19"/>
+              </w:rPr>
+              <w:t xml:space="preserve"> </w:t>
+            </w:r>
+            <w:r>
+              <w:rPr>
+                <w:bCs/>
+                <w:b/>
+                <w:sz w:val="19"/>
+              </w:rPr>
+              <w:t xml:space="preserve">Spend a Resolve point to reroll</w:t>
+            </w:r>
+            <w:r>
+              <w:rPr>
+                <w:sz w:val="19"/>
+              </w:rPr>
+              <w:t xml:space="preserve"> </w:t>
+            </w:r>
+            <w:r>
+              <w:rPr>
+                <w:sz w:val="19"/>
+              </w:rPr>
+              <w:t xml:space="preserve">lets you reroll once, and the second result stands.</w:t>
+            </w:r>
+          </w:p>
+        </w:tc>
+      </w:tr>
+      <w:tr>
+        <w:tc>
+          <w:tcPr/>
+          <w:p>
+            <w:pPr>
+              <w:pStyle w:val="Compact"/>
+              <w:jc w:val="left"/>
+            </w:pPr>
+            <w:r>
+              <w:rPr>
+                <w:rStyle w:val="VerbatimChar"/>
+                <w:b/>
+                <w:sz w:val="19"/>
+              </w:rPr>
+              <w:t xml:space="preserve">/contest target:14 opponent:12 opponent_name:"Hegemony trooper" label:Grapple</w:t>
+            </w:r>
+          </w:p>
+        </w:tc>
+        <w:tc>
+          <w:tcPr/>
+          <w:p>
+            <w:pPr>
+              <w:pStyle w:val="Compact"/>
+              <w:jc w:val="left"/>
+            </w:pPr>
+            <w:r>
+              <w:rPr>
+                <w:sz w:val="19"/>
+              </w:rPr>
+              <w:t xml:space="preserve">An opposed roll. The bot rolls both sides and names the winner. Ties and double failures go to the defender, which is the opponent unless you add</w:t>
+            </w:r>
+            <w:r>
+              <w:rPr>
+                <w:sz w:val="19"/>
+              </w:rPr>
+              <w:t xml:space="preserve"> </w:t>
+            </w:r>
+            <w:r>
+              <w:rPr>
+                <w:rStyle w:val="VerbatimChar"/>
+                <w:sz w:val="19"/>
+              </w:rPr>
+              <w:t xml:space="preserve">defender:me</w:t>
+            </w:r>
+            <w:r>
+              <w:rPr>
+                <w:sz w:val="19"/>
+              </w:rPr>
+              <w:t xml:space="preserve">.</w:t>
+            </w:r>
+          </w:p>
+        </w:tc>
+      </w:tr>
+      <w:tr>
+        <w:tc>
+          <w:tcPr/>
+          <w:p>
+            <w:pPr>
+              <w:pStyle w:val="Compact"/>
+              <w:jc w:val="left"/>
+            </w:pPr>
+            <w:r>
+              <w:rPr>
+                <w:rStyle w:val="VerbatimChar"/>
+                <w:b/>
+                <w:sz w:val="19"/>
+              </w:rPr>
+              <w:t xml:space="preserve">/assist target:12 helper_target:14 helper:@name label:"Reroute power"</w:t>
+            </w:r>
+          </w:p>
+        </w:tc>
+        <w:tc>
+          <w:tcPr/>
+          <w:p>
+            <w:pPr>
+              <w:pStyle w:val="Compact"/>
+              <w:jc w:val="left"/>
+            </w:pPr>
+            <w:r>
+              <w:rPr>
+                <w:sz w:val="19"/>
+              </w:rPr>
+              <w:t xml:space="preserve">Someone helps you. They roll first (Engineering, say): success gives +1, success by 5 or more +2, and a natural 18 brings a complication. Then you roll with their bonus.</w:t>
+            </w:r>
+          </w:p>
+        </w:tc>
+      </w:tr>
+      <w:tr>
+        <w:tc>
+          <w:tcPr/>
+          <w:p>
+            <w:pPr>
+              <w:pStyle w:val="Compact"/>
+              <w:jc w:val="left"/>
+            </w:pPr>
+            <w:r>
+              <w:rPr>
+                <w:rStyle w:val="VerbatimChar"/>
+                <w:b/>
+                <w:sz w:val="19"/>
+              </w:rPr>
+              <w:t xml:space="preserve">/points show</w:t>
+            </w:r>
+          </w:p>
+        </w:tc>
+        <w:tc>
+          <w:tcPr/>
+          <w:p>
+            <w:pPr>
+              <w:pStyle w:val="Compact"/>
+              <w:jc w:val="left"/>
+            </w:pPr>
+            <w:r>
+              <w:rPr>
+                <w:sz w:val="19"/>
+              </w:rPr>
+              <w:t xml:space="preserve">Your Resolve points this session. Add</w:t>
+            </w:r>
+            <w:r>
+              <w:rPr>
+                <w:sz w:val="19"/>
+              </w:rPr>
+              <w:t xml:space="preserve"> </w:t>
+            </w:r>
+            <w:r>
+              <w:rPr>
+                <w:rStyle w:val="VerbatimChar"/>
+                <w:sz w:val="19"/>
+              </w:rPr>
+              <w:t xml:space="preserve">player:@name</w:t>
+            </w:r>
+            <w:r>
+              <w:rPr>
+                <w:sz w:val="19"/>
+              </w:rPr>
+              <w:t xml:space="preserve"> </w:t>
+            </w:r>
+            <w:r>
+              <w:rPr>
+                <w:sz w:val="19"/>
+              </w:rPr>
+              <w:t xml:space="preserve">to see someone else’s.</w:t>
+            </w:r>
+          </w:p>
+        </w:tc>
+      </w:tr>
+      <w:tr>
+        <w:tc>
+          <w:tcPr/>
+          <w:p>
+            <w:pPr>
+              <w:pStyle w:val="Compact"/>
+              <w:jc w:val="left"/>
+            </w:pPr>
+            <w:r>
+              <w:rPr>
+                <w:rStyle w:val="VerbatimChar"/>
+                <w:b/>
+                <w:sz w:val="19"/>
+              </w:rPr>
+              <w:t xml:space="preserve">/points spend</w:t>
+            </w:r>
+          </w:p>
+        </w:tc>
+        <w:tc>
+          <w:tcPr/>
+          <w:p>
+            <w:pPr>
+              <w:pStyle w:val="Compact"/>
+              <w:jc w:val="left"/>
+            </w:pPr>
+            <w:r>
+              <w:rPr>
+                <w:sz w:val="19"/>
+              </w:rPr>
+              <w:t xml:space="preserve">Spend a Resolve point without rolling, e.g. to reduce an injury by one box or to establish a small preparation.</w:t>
+            </w:r>
+          </w:p>
+        </w:tc>
+      </w:tr>
+      <w:tr>
+        <w:tc>
+          <w:tcPr/>
+          <w:p>
+            <w:pPr>
+              <w:pStyle w:val="Compact"/>
+              <w:jc w:val="left"/>
+            </w:pPr>
+            <w:r>
+              <w:rPr>
+                <w:rStyle w:val="VerbatimChar"/>
+                <w:b/>
+                <w:sz w:val="19"/>
+              </w:rPr>
+              <w:t xml:space="preserve">/points gain</w:t>
+            </w:r>
+          </w:p>
+        </w:tc>
+        <w:tc>
+          <w:tcPr/>
+          <w:p>
+            <w:pPr>
+              <w:pStyle w:val="Compact"/>
+              <w:jc w:val="left"/>
+            </w:pPr>
+            <w:r>
+              <w:rPr>
+                <w:sz w:val="19"/>
+              </w:rPr>
+              <w:t xml:space="preserve">Gain a Resolve point, e.g. when you accept a complication the GM offers. With Extra Resolve, use it once at the start of a session.</w:t>
+            </w:r>
+          </w:p>
+        </w:tc>
+      </w:tr>
+      <w:tr>
+        <w:tc>
+          <w:tcPr/>
+          <w:p>
+            <w:pPr>
+              <w:pStyle w:val="Compact"/>
+              <w:jc w:val="left"/>
+            </w:pPr>
+            <w:r>
+              <w:rPr>
+                <w:rStyle w:val="VerbatimChar"/>
+                <w:b/>
+                <w:sz w:val="19"/>
+              </w:rPr>
+              <w:t xml:space="preserve">/clock show</w:t>
+            </w:r>
+          </w:p>
+        </w:tc>
+        <w:tc>
+          <w:tcPr/>
+          <w:p>
+            <w:pPr>
+              <w:pStyle w:val="Compact"/>
+              <w:jc w:val="left"/>
+            </w:pPr>
+            <w:r>
+              <w:rPr>
+                <w:sz w:val="19"/>
+              </w:rPr>
+              <w:t xml:space="preserve">Every clock the GM is running.</w:t>
+            </w:r>
+          </w:p>
+        </w:tc>
+      </w:tr>
+      <w:tr>
+        <w:tc>
+          <w:tcPr/>
+          <w:p>
+            <w:pPr>
+              <w:pStyle w:val="Compact"/>
+              <w:jc w:val="left"/>
+            </w:pPr>
+            <w:r>
+              <w:rPr>
+                <w:rStyle w:val="VerbatimChar"/>
+                <w:b/>
+                <w:sz w:val="19"/>
+              </w:rPr>
+              <w:t xml:space="preserve">/track show</w:t>
+            </w:r>
+          </w:p>
+        </w:tc>
+        <w:tc>
+          <w:tcPr/>
+          <w:p>
+            <w:pPr>
+              <w:pStyle w:val="Compact"/>
+              <w:jc w:val="left"/>
+            </w:pPr>
+            <w:r>
+              <w:rPr>
+                <w:sz w:val="19"/>
+              </w:rPr>
+              <w:t xml:space="preserve">The shared Ship status tracks (Shields, Hull, Weapons, Engines, Sensors, Comms, Life support) and what each one means right now.</w:t>
+            </w:r>
+          </w:p>
+        </w:tc>
+      </w:tr>
+    </w:tbl>
+    <w:p>
+      <w:pPr>
+        <w:pStyle w:val="BodyText"/>
+      </w:pPr>
+      <w:r>
+        <w:t xml:space="preserve">Only the player who rolled can press the reroll button. Rolls that miss by 1 or 2 remind the GM that success at a cost is on offer.</w:t>
+      </w:r>
+    </w:p>
+    <w:bookmarkEnd w:id="96"/>
+    <w:bookmarkStart w:id="97" w:name="for-the-gm"/>
+    <w:p>
+      <w:pPr>
+        <w:pStyle w:val="Heading2"/>
+      </w:pPr>
+      <w:r>
+        <w:t xml:space="preserve">For the GM</w:t>
+      </w:r>
+    </w:p>
+    <w:p>
+      <w:pPr>
+        <w:pStyle w:val="FirstParagraph"/>
+      </w:pPr>
+      <w:r>
+        <w:t xml:space="preserve">GM commands need the</w:t>
+      </w:r>
+      <w:r>
+        <w:t xml:space="preserve"> </w:t>
+      </w:r>
+      <w:r>
+        <w:rPr>
+          <w:bCs/>
+          <w:b/>
+        </w:rPr>
+        <w:t xml:space="preserve">Manage Server</w:t>
+      </w:r>
+      <w:r>
+        <w:t xml:space="preserve"> </w:t>
+      </w:r>
+      <w:r>
+        <w:t xml:space="preserve">permission on the Discord server. Everyone can see clocks, tracks and points.</w:t>
+      </w:r>
+    </w:p>
+    <w:tbl>
+      <w:tblPr>
+        <w:tblStyle w:val="Table"/>
+        <w:tblW w:type="pct" w:w="5000"/>
+        <w:tblLook w:firstRow="1" w:lastRow="0" w:firstColumn="0" w:lastColumn="0" w:noHBand="0" w:noVBand="0" w:val="0020"/>
+        <w:jc w:val="start"/>
+        <w:tblBorders>
+          <w:top w:val="single" w:sz="4" w:color="B8C2D3"/>
+          <w:left w:val="single" w:sz="4" w:color="B8C2D3"/>
+          <w:bottom w:val="single" w:sz="4" w:color="B8C2D3"/>
+          <w:right w:val="single" w:sz="4" w:color="B8C2D3"/>
+          <w:insideH w:val="single" w:sz="4" w:color="B8C2D3"/>
+          <w:insideV w:val="single" w:sz="4" w:color="B8C2D3"/>
+        </w:tblBorders>
+      </w:tblPr>
+      <w:tblGrid>
+        <w:gridCol w:w="3960"/>
+        <w:gridCol w:w="3960"/>
+      </w:tblGrid>
+      <w:tr>
+        <w:trPr>
+          <w:tblHeader w:val="true"/>
+        </w:trPr>
+        <w:tc>
+          <w:tcPr>
+            <w:shd w:val="clear" w:fill="E9EEF6"/>
+          </w:tcPr>
+          <w:p>
+            <w:pPr>
+              <w:pStyle w:val="Compact"/>
+              <w:jc w:val="left"/>
+            </w:pPr>
+            <w:r>
+              <w:rPr>
+                <w:b/>
+                <w:sz w:val="19"/>
+              </w:rPr>
+              <w:t xml:space="preserve">Command</w:t>
+            </w:r>
+          </w:p>
+        </w:tc>
+        <w:tc>
+          <w:tcPr>
+            <w:shd w:val="clear" w:fill="E9EEF6"/>
+          </w:tcPr>
+          <w:p>
+            <w:pPr>
+              <w:pStyle w:val="Compact"/>
+              <w:jc w:val="left"/>
+            </w:pPr>
+            <w:r>
+              <w:rPr>
+                <w:b/>
+                <w:sz w:val="19"/>
+              </w:rPr>
+              <w:t xml:space="preserve">What it does</w:t>
+            </w:r>
+          </w:p>
+        </w:tc>
+      </w:tr>
+      <w:tr>
+        <w:tc>
+          <w:tcPr/>
+          <w:p>
+            <w:pPr>
+              <w:pStyle w:val="Compact"/>
+              <w:jc w:val="left"/>
+            </w:pPr>
+            <w:r>
+              <w:rPr>
+                <w:rStyle w:val="VerbatimChar"/>
+                <w:b/>
+                <w:sz w:val="19"/>
+              </w:rPr>
+              <w:t xml:space="preserve">/game set game:Starward</w:t>
+            </w:r>
+          </w:p>
+        </w:tc>
+        <w:tc>
+          <w:tcPr/>
+          <w:p>
+            <w:pPr>
+              <w:pStyle w:val="Compact"/>
+              <w:jc w:val="left"/>
+            </w:pPr>
+            <w:r>
+              <w:rPr>
+                <w:sz w:val="19"/>
+              </w:rPr>
+              <w:t xml:space="preserve">Choose this server’s game. Do it once;</w:t>
+            </w:r>
+            <w:r>
+              <w:rPr>
+                <w:sz w:val="19"/>
+              </w:rPr>
+              <w:t xml:space="preserve"> </w:t>
+            </w:r>
+            <w:r>
+              <w:rPr>
+                <w:rStyle w:val="VerbatimChar"/>
+                <w:sz w:val="19"/>
+              </w:rPr>
+              <w:t xml:space="preserve">/game show</w:t>
+            </w:r>
+            <w:r>
+              <w:rPr>
+                <w:sz w:val="19"/>
+              </w:rPr>
+              <w:t xml:space="preserve"> </w:t>
+            </w:r>
+            <w:r>
+              <w:rPr>
+                <w:sz w:val="19"/>
+              </w:rPr>
+              <w:t xml:space="preserve">checks it.</w:t>
+            </w:r>
+          </w:p>
+        </w:tc>
+      </w:tr>
+      <w:tr>
+        <w:tc>
+          <w:tcPr/>
+          <w:p>
+            <w:pPr>
+              <w:pStyle w:val="Compact"/>
+              <w:jc w:val="left"/>
+            </w:pPr>
+            <w:r>
+              <w:rPr>
+                <w:rStyle w:val="VerbatimChar"/>
+                <w:b/>
+                <w:sz w:val="19"/>
+              </w:rPr>
+              <w:t xml:space="preserve">/points newsession</w:t>
+            </w:r>
+          </w:p>
+        </w:tc>
+        <w:tc>
+          <w:tcPr/>
+          <w:p>
+            <w:pPr>
+              <w:pStyle w:val="Compact"/>
+              <w:jc w:val="left"/>
+            </w:pPr>
+            <w:r>
+              <w:rPr>
+                <w:sz w:val="19"/>
+              </w:rPr>
+              <w:t xml:space="preserve">Start a session: everyone goes back to two Resolve points, and unused points are gone.</w:t>
+            </w:r>
+          </w:p>
+        </w:tc>
+      </w:tr>
+      <w:tr>
+        <w:tc>
+          <w:tcPr/>
+          <w:p>
+            <w:pPr>
+              <w:pStyle w:val="Compact"/>
+              <w:jc w:val="left"/>
+            </w:pPr>
+            <w:r>
+              <w:rPr>
+                <w:rStyle w:val="VerbatimChar"/>
+                <w:b/>
+                <w:sz w:val="19"/>
+              </w:rPr>
+              <w:t xml:space="preserve">/points gain player:@name</w:t>
+            </w:r>
+          </w:p>
+        </w:tc>
+        <w:tc>
+          <w:tcPr/>
+          <w:p>
+            <w:pPr>
+              <w:pStyle w:val="Compact"/>
+              <w:jc w:val="left"/>
+            </w:pPr>
+            <w:r>
+              <w:rPr>
+                <w:sz w:val="19"/>
+              </w:rPr>
+              <w:t xml:space="preserve">Award a Resolve point, e.g. for an accepted complication.</w:t>
+            </w:r>
+          </w:p>
+        </w:tc>
+      </w:tr>
+      <w:tr>
+        <w:tc>
+          <w:tcPr/>
+          <w:p>
+            <w:pPr>
+              <w:pStyle w:val="Compact"/>
+              <w:jc w:val="left"/>
+            </w:pPr>
+            <w:r>
+              <w:rPr>
+                <w:rStyle w:val="VerbatimChar"/>
+                <w:b/>
+                <w:sz w:val="19"/>
+              </w:rPr>
+              <w:t xml:space="preserve">/points set player:@name points:3</w:t>
+            </w:r>
+          </w:p>
+        </w:tc>
+        <w:tc>
+          <w:tcPr/>
+          <w:p>
+            <w:pPr>
+              <w:pStyle w:val="Compact"/>
+              <w:jc w:val="left"/>
+            </w:pPr>
+            <w:r>
+              <w:rPr>
+                <w:sz w:val="19"/>
+              </w:rPr>
+              <w:t xml:space="preserve">Correct a player’s total.</w:t>
+            </w:r>
+          </w:p>
+        </w:tc>
+      </w:tr>
+      <w:tr>
+        <w:tc>
+          <w:tcPr/>
+          <w:p>
+            <w:pPr>
+              <w:pStyle w:val="Compact"/>
+              <w:jc w:val="left"/>
+            </w:pPr>
+            <w:r>
+              <w:rPr>
+                <w:rStyle w:val="VerbatimChar"/>
+                <w:b/>
+                <w:sz w:val="19"/>
+              </w:rPr>
+              <w:t xml:space="preserve">/clock new name:"Orbit decays" segments:6 kind:danger</w:t>
+            </w:r>
+          </w:p>
+        </w:tc>
+        <w:tc>
+          <w:tcPr/>
+          <w:p>
+            <w:pPr>
+              <w:pStyle w:val="Compact"/>
+              <w:jc w:val="left"/>
+            </w:pPr>
+            <w:r>
+              <w:rPr>
+                <w:sz w:val="19"/>
+              </w:rPr>
+              <w:t xml:space="preserve">Start a clock of 2, 4, 6 or 8 segments. Danger clocks fill on failures and time; use</w:t>
+            </w:r>
+            <w:r>
+              <w:rPr>
+                <w:sz w:val="19"/>
+              </w:rPr>
+              <w:t xml:space="preserve"> </w:t>
+            </w:r>
+            <w:r>
+              <w:rPr>
+                <w:rStyle w:val="VerbatimChar"/>
+                <w:sz w:val="19"/>
+              </w:rPr>
+              <w:t xml:space="preserve">kind:progress</w:t>
+            </w:r>
+            <w:r>
+              <w:rPr>
+                <w:sz w:val="19"/>
+              </w:rPr>
+              <w:t xml:space="preserve"> </w:t>
+            </w:r>
+            <w:r>
+              <w:rPr>
+                <w:sz w:val="19"/>
+              </w:rPr>
+              <w:t xml:space="preserve">for one that fills on successes.</w:t>
+            </w:r>
+          </w:p>
+        </w:tc>
+      </w:tr>
+      <w:tr>
+        <w:tc>
+          <w:tcPr/>
+          <w:p>
+            <w:pPr>
+              <w:pStyle w:val="Compact"/>
+              <w:jc w:val="left"/>
+            </w:pPr>
+            <w:r>
+              <w:rPr>
+                <w:rStyle w:val="VerbatimChar"/>
+                <w:b/>
+                <w:sz w:val="19"/>
+              </w:rPr>
+              <w:t xml:space="preserve">/clock tick name:"Orbit decays"</w:t>
+            </w:r>
+          </w:p>
+        </w:tc>
+        <w:tc>
+          <w:tcPr/>
+          <w:p>
+            <w:pPr>
+              <w:pStyle w:val="Compact"/>
+              <w:jc w:val="left"/>
+            </w:pPr>
+            <w:r>
+              <w:rPr>
+                <w:sz w:val="19"/>
+              </w:rPr>
+              <w:t xml:space="preserve">Fill one segment. Add</w:t>
+            </w:r>
+            <w:r>
+              <w:rPr>
+                <w:sz w:val="19"/>
+              </w:rPr>
+              <w:t xml:space="preserve"> </w:t>
+            </w:r>
+            <w:r>
+              <w:rPr>
+                <w:rStyle w:val="VerbatimChar"/>
+                <w:sz w:val="19"/>
+              </w:rPr>
+              <w:t xml:space="preserve">segments:2</w:t>
+            </w:r>
+            <w:r>
+              <w:rPr>
+                <w:sz w:val="19"/>
+              </w:rPr>
+              <w:t xml:space="preserve"> </w:t>
+            </w:r>
+            <w:r>
+              <w:rPr>
+                <w:sz w:val="19"/>
+              </w:rPr>
+              <w:t xml:space="preserve">for two, or</w:t>
+            </w:r>
+            <w:r>
+              <w:rPr>
+                <w:sz w:val="19"/>
+              </w:rPr>
+              <w:t xml:space="preserve"> </w:t>
+            </w:r>
+            <w:r>
+              <w:rPr>
+                <w:rStyle w:val="VerbatimChar"/>
+                <w:sz w:val="19"/>
+              </w:rPr>
+              <w:t xml:space="preserve">segments:-1</w:t>
+            </w:r>
+            <w:r>
+              <w:rPr>
+                <w:sz w:val="19"/>
+              </w:rPr>
+              <w:t xml:space="preserve"> </w:t>
+            </w:r>
+            <w:r>
+              <w:rPr>
+                <w:sz w:val="19"/>
+              </w:rPr>
+              <w:t xml:space="preserve">to undo.</w:t>
+            </w:r>
+            <w:r>
+              <w:rPr>
+                <w:sz w:val="19"/>
+              </w:rPr>
+              <w:t xml:space="preserve"> </w:t>
+            </w:r>
+            <w:r>
+              <w:rPr>
+                <w:rStyle w:val="VerbatimChar"/>
+                <w:sz w:val="19"/>
+              </w:rPr>
+              <w:t xml:space="preserve">/clock remove</w:t>
+            </w:r>
+            <w:r>
+              <w:rPr>
+                <w:sz w:val="19"/>
+              </w:rPr>
+              <w:t xml:space="preserve"> </w:t>
+            </w:r>
+            <w:r>
+              <w:rPr>
+                <w:sz w:val="19"/>
+              </w:rPr>
+              <w:t xml:space="preserve">deletes a clock.</w:t>
+            </w:r>
+          </w:p>
+        </w:tc>
+      </w:tr>
+      <w:tr>
+        <w:tc>
+          <w:tcPr/>
+          <w:p>
+            <w:pPr>
+              <w:pStyle w:val="Compact"/>
+              <w:jc w:val="left"/>
+            </w:pPr>
+            <w:r>
+              <w:rPr>
+                <w:rStyle w:val="VerbatimChar"/>
+                <w:b/>
+                <w:sz w:val="19"/>
+              </w:rPr>
+              <w:t xml:space="preserve">/track mark name:shields</w:t>
+            </w:r>
+          </w:p>
+        </w:tc>
+        <w:tc>
+          <w:tcPr/>
+          <w:p>
+            <w:pPr>
+              <w:pStyle w:val="Compact"/>
+              <w:jc w:val="left"/>
+            </w:pPr>
+            <w:r>
+              <w:rPr>
+                <w:sz w:val="19"/>
+              </w:rPr>
+              <w:t xml:space="preserve">Mark a box on a track; a partial name works (</w:t>
+            </w:r>
+            <w:r>
+              <w:rPr>
+                <w:sz w:val="19"/>
+              </w:rPr>
+              <w:t xml:space="preserve">“</w:t>
+            </w:r>
+            <w:r>
+              <w:rPr>
+                <w:sz w:val="19"/>
+              </w:rPr>
+              <w:t xml:space="preserve">shields</w:t>
+            </w:r>
+            <w:r>
+              <w:rPr>
+                <w:sz w:val="19"/>
+              </w:rPr>
+              <w:t xml:space="preserve">”</w:t>
+            </w:r>
+            <w:r>
+              <w:rPr>
+                <w:sz w:val="19"/>
+              </w:rPr>
+              <w:t xml:space="preserve"> </w:t>
+            </w:r>
+            <w:r>
+              <w:rPr>
+                <w:sz w:val="19"/>
+              </w:rPr>
+              <w:t xml:space="preserve">finds Shields).</w:t>
+            </w:r>
+            <w:r>
+              <w:rPr>
+                <w:sz w:val="19"/>
+              </w:rPr>
+              <w:t xml:space="preserve"> </w:t>
+            </w:r>
+            <w:r>
+              <w:rPr>
+                <w:rStyle w:val="VerbatimChar"/>
+                <w:sz w:val="19"/>
+              </w:rPr>
+              <w:t xml:space="preserve">/track clear</w:t>
+            </w:r>
+            <w:r>
+              <w:rPr>
+                <w:sz w:val="19"/>
+              </w:rPr>
+              <w:t xml:space="preserve"> </w:t>
+            </w:r>
+            <w:r>
+              <w:rPr>
+                <w:sz w:val="19"/>
+              </w:rPr>
+              <w:t xml:space="preserve">clears one, and</w:t>
+            </w:r>
+            <w:r>
+              <w:rPr>
+                <w:sz w:val="19"/>
+              </w:rPr>
+              <w:t xml:space="preserve"> </w:t>
+            </w:r>
+            <w:r>
+              <w:rPr>
+                <w:rStyle w:val="VerbatimChar"/>
+                <w:sz w:val="19"/>
+              </w:rPr>
+              <w:t xml:space="preserve">/track reset</w:t>
+            </w:r>
+            <w:r>
+              <w:rPr>
+                <w:sz w:val="19"/>
+              </w:rPr>
+              <w:t xml:space="preserve"> </w:t>
+            </w:r>
+            <w:r>
+              <w:rPr>
+                <w:sz w:val="19"/>
+              </w:rPr>
+              <w:t xml:space="preserve">clears them all.</w:t>
+            </w:r>
+          </w:p>
+        </w:tc>
+      </w:tr>
+      <w:tr>
+        <w:tc>
+          <w:tcPr/>
+          <w:p>
+            <w:pPr>
+              <w:pStyle w:val="Compact"/>
+              <w:jc w:val="left"/>
+            </w:pPr>
+            <w:r>
+              <w:rPr>
+                <w:rStyle w:val="VerbatimChar"/>
+                <w:b/>
+                <w:sz w:val="19"/>
+              </w:rPr>
+              <w:t xml:space="preserve">/seed</w:t>
+            </w:r>
+          </w:p>
+        </w:tc>
+        <w:tc>
+          <w:tcPr/>
+          <w:p>
+            <w:pPr>
+              <w:pStyle w:val="Compact"/>
+              <w:jc w:val="left"/>
+            </w:pPr>
+            <w:r>
+              <w:rPr>
+                <w:sz w:val="19"/>
+              </w:rPr>
+              <w:t xml:space="preserve">Roll an adventure seed: one line from each seed table, and the command to start its ticking clock.</w:t>
+            </w:r>
+          </w:p>
+        </w:tc>
+      </w:tr>
+      <w:tr>
+        <w:tc>
+          <w:tcPr/>
+          <w:p>
+            <w:pPr>
+              <w:pStyle w:val="Compact"/>
+              <w:jc w:val="left"/>
+            </w:pPr>
+            <w:r>
+              <w:rPr>
+                <w:rStyle w:val="VerbatimChar"/>
+                <w:b/>
+                <w:sz w:val="19"/>
+              </w:rPr>
+              <w:t xml:space="preserve">/contest ... defender:me</w:t>
+            </w:r>
+          </w:p>
+        </w:tc>
+        <w:tc>
+          <w:tcPr/>
+          <w:p>
+            <w:pPr>
+              <w:pStyle w:val="Compact"/>
+              <w:jc w:val="left"/>
+            </w:pPr>
+            <w:r>
+              <w:rPr>
+                <w:sz w:val="19"/>
+              </w:rPr>
+              <w:t xml:space="preserve">When a player resists you (a grapple, a lie, a chase), they are the defender: ties and double failures go to them.</w:t>
+            </w:r>
+          </w:p>
+        </w:tc>
+      </w:tr>
+    </w:tbl>
+    <w:p>
+      <w:pPr>
+        <w:pStyle w:val="BodyText"/>
+      </w:pPr>
+      <w:r>
+        <w:t xml:space="preserve">Each server keeps its own points, clocks and tracks. If a command is missing from Discord’s list, open the bot’s</w:t>
+      </w:r>
+      <w:r>
+        <w:t xml:space="preserve"> </w:t>
+      </w:r>
+      <w:r>
+        <w:rPr>
+          <w:rStyle w:val="VerbatimChar"/>
+        </w:rPr>
+        <w:t xml:space="preserve">/register</w:t>
+      </w:r>
+      <w:r>
+        <w:t xml:space="preserve"> </w:t>
+      </w:r>
+      <w:r>
+        <w:t xml:space="preserve">page once (see the bot’s README), then press Ctrl+R in Discord.</w:t>
+      </w:r>
+    </w:p>
     <w:p>
       <w:pPr>
         <w:pStyle w:val="BodyText"/>
@@ -17727,7 +18809,8 @@
         <w:t xml:space="preserve">Legend Dynamics RPG system. The core rules and this setting are original works.</w:t>
       </w:r>
     </w:p>
-    <w:bookmarkEnd w:id="95"/>
+    <w:bookmarkEnd w:id="97"/>
+    <w:bookmarkEnd w:id="98"/>
     <w:sectPr/>
   </w:body>
 </w:document>

--- a/legend-dynamics/spaceopera/Starward_Players_Guide.docx
+++ b/legend-dynamics/spaceopera/Starward_Players_Guide.docx
@@ -254,9 +254,10 @@
         </w:tblBorders>
       </w:tblPr>
       <w:tblGrid>
-        <w:gridCol w:w="2640"/>
-        <w:gridCol w:w="2640"/>
-        <w:gridCol w:w="2640"/>
+        <w:gridCol w:w="1980"/>
+        <w:gridCol w:w="1980"/>
+        <w:gridCol w:w="1980"/>
+        <w:gridCol w:w="1980"/>
       </w:tblGrid>
       <w:tr>
         <w:trPr>
@@ -316,6 +317,24 @@
             </w:r>
           </w:p>
         </w:tc>
+        <w:tc>
+          <w:tcPr>
+            <w:shd w:val="clear" w:fill="E9EEF6"/>
+          </w:tcPr>
+          <w:p>
+            <w:pPr>
+              <w:pStyle w:val="Compact"/>
+              <w:jc w:val="left"/>
+            </w:pPr>
+            <w:r>
+              <w:rPr>
+                <w:b/>
+                <w:sz w:val="19"/>
+              </w:rPr>
+              <w:t xml:space="preserve">Core skills</w:t>
+            </w:r>
+          </w:p>
+        </w:tc>
       </w:tr>
       <w:tr>
         <w:tc>
@@ -364,6 +383,21 @@
             </w:r>
           </w:p>
         </w:tc>
+        <w:tc>
+          <w:tcPr/>
+          <w:p>
+            <w:pPr>
+              <w:pStyle w:val="Compact"/>
+              <w:jc w:val="left"/>
+            </w:pPr>
+            <w:r>
+              <w:rPr>
+                <w:sz w:val="19"/>
+              </w:rPr>
+              <w:t xml:space="preserve">Leadership, Diplomacy, Piloting, Blasters</w:t>
+            </w:r>
+          </w:p>
+        </w:tc>
       </w:tr>
       <w:tr>
         <w:tc>
@@ -412,6 +446,21 @@
             </w:r>
           </w:p>
         </w:tc>
+        <w:tc>
+          <w:tcPr/>
+          <w:p>
+            <w:pPr>
+              <w:pStyle w:val="Compact"/>
+              <w:jc w:val="left"/>
+            </w:pPr>
+            <w:r>
+              <w:rPr>
+                <w:sz w:val="19"/>
+              </w:rPr>
+              <w:t xml:space="preserve">Piloting, Navigation, Sensors, Engineering</w:t>
+            </w:r>
+          </w:p>
+        </w:tc>
       </w:tr>
       <w:tr>
         <w:tc>
@@ -460,6 +509,21 @@
             </w:r>
           </w:p>
         </w:tc>
+        <w:tc>
+          <w:tcPr/>
+          <w:p>
+            <w:pPr>
+              <w:pStyle w:val="Compact"/>
+              <w:jc w:val="left"/>
+            </w:pPr>
+            <w:r>
+              <w:rPr>
+                <w:sz w:val="19"/>
+              </w:rPr>
+              <w:t xml:space="preserve">Diplomacy, Psychology, Deception, Communications</w:t>
+            </w:r>
+          </w:p>
+        </w:tc>
       </w:tr>
       <w:tr>
         <w:tc>
@@ -508,6 +572,21 @@
             </w:r>
           </w:p>
         </w:tc>
+        <w:tc>
+          <w:tcPr/>
+          <w:p>
+            <w:pPr>
+              <w:pStyle w:val="Compact"/>
+              <w:jc w:val="left"/>
+            </w:pPr>
+            <w:r>
+              <w:rPr>
+                <w:sz w:val="19"/>
+              </w:rPr>
+              <w:t xml:space="preserve">Sensors, Physical Sciences, Life Sciences, Computers</w:t>
+            </w:r>
+          </w:p>
+        </w:tc>
       </w:tr>
       <w:tr>
         <w:tc>
@@ -556,6 +635,21 @@
             </w:r>
           </w:p>
         </w:tc>
+        <w:tc>
+          <w:tcPr/>
+          <w:p>
+            <w:pPr>
+              <w:pStyle w:val="Compact"/>
+              <w:jc w:val="left"/>
+            </w:pPr>
+            <w:r>
+              <w:rPr>
+                <w:sz w:val="19"/>
+              </w:rPr>
+              <w:t xml:space="preserve">Medicine, Life Sciences, Psychology, Sensors</w:t>
+            </w:r>
+          </w:p>
+        </w:tc>
       </w:tr>
       <w:tr>
         <w:tc>
@@ -604,6 +698,21 @@
             </w:r>
           </w:p>
         </w:tc>
+        <w:tc>
+          <w:tcPr/>
+          <w:p>
+            <w:pPr>
+              <w:pStyle w:val="Compact"/>
+              <w:jc w:val="left"/>
+            </w:pPr>
+            <w:r>
+              <w:rPr>
+                <w:sz w:val="19"/>
+              </w:rPr>
+              <w:t xml:space="preserve">Navigation, Sensors, Piloting, Computers</w:t>
+            </w:r>
+          </w:p>
+        </w:tc>
       </w:tr>
       <w:tr>
         <w:tc>
@@ -652,6 +761,21 @@
             </w:r>
           </w:p>
         </w:tc>
+        <w:tc>
+          <w:tcPr/>
+          <w:p>
+            <w:pPr>
+              <w:pStyle w:val="Compact"/>
+              <w:jc w:val="left"/>
+            </w:pPr>
+            <w:r>
+              <w:rPr>
+                <w:sz w:val="19"/>
+              </w:rPr>
+              <w:t xml:space="preserve">Engineering, Computers, Physical Sciences, Sensors</w:t>
+            </w:r>
+          </w:p>
+        </w:tc>
       </w:tr>
       <w:tr>
         <w:tc>
@@ -700,6 +824,21 @@
             </w:r>
           </w:p>
         </w:tc>
+        <w:tc>
+          <w:tcPr/>
+          <w:p>
+            <w:pPr>
+              <w:pStyle w:val="Compact"/>
+              <w:jc w:val="left"/>
+            </w:pPr>
+            <w:r>
+              <w:rPr>
+                <w:sz w:val="19"/>
+              </w:rPr>
+              <w:t xml:space="preserve">Blasters, Close Combat, Athletics, Stealth</w:t>
+            </w:r>
+          </w:p>
+        </w:tc>
       </w:tr>
       <w:tr>
         <w:tc>
@@ -748,8 +887,47 @@
             </w:r>
           </w:p>
         </w:tc>
+        <w:tc>
+          <w:tcPr/>
+          <w:p>
+            <w:pPr>
+              <w:pStyle w:val="Compact"/>
+              <w:jc w:val="left"/>
+            </w:pPr>
+            <w:r>
+              <w:rPr>
+                <w:sz w:val="19"/>
+              </w:rPr>
+              <w:t xml:space="preserve">Communications, Computers, Diplomacy, Sensors</w:t>
+            </w:r>
+          </w:p>
+        </w:tc>
       </w:tr>
     </w:tbl>
+    <w:p>
+      <w:pPr>
+        <w:pStyle w:val="BodyText"/>
+      </w:pPr>
+      <w:r>
+        <w:t xml:space="preserve">The creator marks your role’s four</w:t>
+      </w:r>
+      <w:r>
+        <w:t xml:space="preserve"> </w:t>
+      </w:r>
+      <w:r>
+        <w:rPr>
+          <w:bCs/>
+          <w:b/>
+        </w:rPr>
+        <w:t xml:space="preserve">core skills</w:t>
+      </w:r>
+      <w:r>
+        <w:t xml:space="preserve"> </w:t>
+      </w:r>
+      <w:r>
+        <w:t xml:space="preserve">Trained when you choose it. Keep them, raise one to your Specialty, or swap any of them for other skills; changing role swaps the core skills you haven’t changed.</w:t>
+      </w:r>
+    </w:p>
     <w:bookmarkStart w:id="22" w:name="officer-or-specialist"/>
     <w:p>
       <w:pPr>

--- a/legend-dynamics/spaceopera/Starward_Players_Guide.docx
+++ b/legend-dynamics/spaceopera/Starward_Players_Guide.docx
@@ -2599,7 +2599,23 @@
         <w:pStyle w:val="FirstParagraph"/>
       </w:pPr>
       <w:r>
-        <w:t xml:space="preserve">Agree on a species with the GM, give it adjustments from −2 to +2 per attribute that total zero, and agree its tier. The normal starting maximum and base rules apply.</w:t>
+        <w:t xml:space="preserve">You can build your own species with the GM. See</w:t>
+      </w:r>
+      <w:r>
+        <w:t xml:space="preserve"> </w:t>
+      </w:r>
+      <w:r>
+        <w:rPr>
+          <w:iCs/>
+          <w:i/>
+        </w:rPr>
+        <w:t xml:space="preserve">Making your own</w:t>
+      </w:r>
+      <w:r>
+        <w:t xml:space="preserve"> </w:t>
+      </w:r>
+      <w:r>
+        <w:t xml:space="preserve">for the steps.</w:t>
       </w:r>
     </w:p>
     <w:bookmarkEnd w:id="28"/>
@@ -17115,7 +17131,919 @@
     </w:tbl>
     <w:bookmarkEnd w:id="92"/>
     <w:bookmarkEnd w:id="93"/>
-    <w:bookmarkStart w:id="94" w:name="complications"/>
+    <w:bookmarkStart w:id="104" w:name="making-your-own"/>
+    <w:p>
+      <w:pPr>
+        <w:pStyle w:val="Heading1"/>
+      </w:pPr>
+      <w:r>
+        <w:t xml:space="preserve">Making your own</w:t>
+      </w:r>
+    </w:p>
+    <w:p>
+      <w:pPr>
+        <w:pStyle w:val="FirstParagraph"/>
+      </w:pPr>
+      <w:r>
+        <w:t xml:space="preserve">The roles and species in this book are a starting point, not a limit. With the GM’s agreement, any player can create their own role or species. The creator has a</w:t>
+      </w:r>
+      <w:r>
+        <w:t xml:space="preserve"> </w:t>
+      </w:r>
+      <w:r>
+        <w:rPr>
+          <w:bCs/>
+          <w:b/>
+        </w:rPr>
+        <w:t xml:space="preserve">Custom</w:t>
+      </w:r>
+      <w:r>
+        <w:t xml:space="preserve"> </w:t>
+      </w:r>
+      <w:r>
+        <w:t xml:space="preserve">option at the end of each list, and its checklist holds a custom choice to the same rules as everything else.</w:t>
+      </w:r>
+    </w:p>
+    <w:bookmarkStart w:id="94" w:name="a-custom-role"/>
+    <w:p>
+      <w:pPr>
+        <w:pStyle w:val="Heading2"/>
+      </w:pPr>
+      <w:r>
+        <w:t xml:space="preserve">A custom role</w:t>
+      </w:r>
+    </w:p>
+    <w:p>
+      <w:pPr>
+        <w:pStyle w:val="FirstParagraph"/>
+      </w:pPr>
+      <w:r>
+        <w:t xml:space="preserve">A role is a concept, not a package of powers: it gives no bonus of its own. A custom one only needs a clear place in the group.</w:t>
+      </w:r>
+    </w:p>
+    <w:p>
+      <w:pPr>
+        <w:numPr>
+          <w:ilvl w:val="0"/>
+          <w:numId w:val="1025"/>
+        </w:numPr>
+        <w:pStyle w:val="Compact"/>
+      </w:pPr>
+      <w:r>
+        <w:rPr>
+          <w:bCs/>
+          <w:b/>
+        </w:rPr>
+        <w:t xml:space="preserve">Name it and describe it.</w:t>
+      </w:r>
+      <w:r>
+        <w:t xml:space="preserve"> </w:t>
+      </w:r>
+      <w:r>
+        <w:t xml:space="preserve">One sentence for what your character does that no one else does, in the style of the roles above:</w:t>
+      </w:r>
+      <w:r>
+        <w:t xml:space="preserve"> </w:t>
+      </w:r>
+      <w:r>
+        <w:rPr>
+          <w:iCs/>
+          <w:i/>
+        </w:rPr>
+        <w:t xml:space="preserve">“</w:t>
+      </w:r>
+      <w:r>
+        <w:rPr>
+          <w:iCs/>
+          <w:i/>
+        </w:rPr>
+        <w:t xml:space="preserve">Salvager: strips wrecks for parts, and knows which ones should have stayed dead.</w:t>
+      </w:r>
+      <w:r>
+        <w:rPr>
+          <w:iCs/>
+          <w:i/>
+        </w:rPr>
+        <w:t xml:space="preserve">”</w:t>
+      </w:r>
+    </w:p>
+    <w:p>
+      <w:pPr>
+        <w:numPr>
+          <w:ilvl w:val="0"/>
+          <w:numId w:val="1025"/>
+        </w:numPr>
+        <w:pStyle w:val="Compact"/>
+      </w:pPr>
+      <w:r>
+        <w:rPr>
+          <w:bCs/>
+          <w:b/>
+        </w:rPr>
+        <w:t xml:space="preserve">Choose a group.</w:t>
+      </w:r>
+      <w:r>
+        <w:t xml:space="preserve"> </w:t>
+      </w:r>
+      <w:r>
+        <w:t xml:space="preserve">Pick the one it belongs with: Command, Science or Operations. The group only sets your sheet’s colors and emblem.</w:t>
+      </w:r>
+    </w:p>
+    <w:p>
+      <w:pPr>
+        <w:numPr>
+          <w:ilvl w:val="0"/>
+          <w:numId w:val="1025"/>
+        </w:numPr>
+        <w:pStyle w:val="Compact"/>
+      </w:pPr>
+      <w:r>
+        <w:rPr>
+          <w:bCs/>
+          <w:b/>
+        </w:rPr>
+        <w:t xml:space="preserve">Pick four core skills.</w:t>
+      </w:r>
+      <w:r>
+        <w:t xml:space="preserve"> </w:t>
+      </w:r>
+      <w:r>
+        <w:t xml:space="preserve">The skills it can’t do without. Mark them Trained yourself in step 3 (the built-in roles do this for you); they count toward your normal Trained skills.</w:t>
+      </w:r>
+    </w:p>
+    <w:p>
+      <w:pPr>
+        <w:numPr>
+          <w:ilvl w:val="0"/>
+          <w:numId w:val="1025"/>
+        </w:numPr>
+        <w:pStyle w:val="Compact"/>
+      </w:pPr>
+      <w:r>
+        <w:rPr>
+          <w:bCs/>
+          <w:b/>
+        </w:rPr>
+        <w:t xml:space="preserve">Check it with the GM.</w:t>
+      </w:r>
+      <w:r>
+        <w:t xml:space="preserve"> </w:t>
+      </w:r>
+      <w:r>
+        <w:t xml:space="preserve">It should fit the setting and overlap the existing roles as little as possible.</w:t>
+      </w:r>
+    </w:p>
+    <w:p>
+      <w:pPr>
+        <w:pStyle w:val="FirstParagraph"/>
+      </w:pPr>
+      <w:r>
+        <w:rPr>
+          <w:bCs/>
+          <w:b/>
+        </w:rPr>
+        <w:t xml:space="preserve">In the creator:</w:t>
+      </w:r>
+      <w:r>
+        <w:t xml:space="preserve"> </w:t>
+      </w:r>
+      <w:r>
+        <w:t xml:space="preserve">in step 1, choose</w:t>
+      </w:r>
+      <w:r>
+        <w:t xml:space="preserve"> </w:t>
+      </w:r>
+      <w:r>
+        <w:rPr>
+          <w:bCs/>
+          <w:b/>
+        </w:rPr>
+        <w:t xml:space="preserve">Custom role…</w:t>
+      </w:r>
+      <w:r>
+        <w:t xml:space="preserve"> </w:t>
+      </w:r>
+      <w:r>
+        <w:t xml:space="preserve">at the end of the Role list, then enter its name and group. Write the description in</w:t>
+      </w:r>
+      <w:r>
+        <w:t xml:space="preserve"> </w:t>
+      </w:r>
+      <w:r>
+        <w:rPr>
+          <w:iCs/>
+          <w:i/>
+        </w:rPr>
+        <w:t xml:space="preserve">What you bring</w:t>
+      </w:r>
+      <w:r>
+        <w:t xml:space="preserve">.</w:t>
+      </w:r>
+    </w:p>
+    <w:bookmarkEnd w:id="94"/>
+    <w:bookmarkStart w:id="103" w:name="a-custom-species"/>
+    <w:p>
+      <w:pPr>
+        <w:pStyle w:val="Heading2"/>
+      </w:pPr>
+      <w:r>
+        <w:t xml:space="preserve">A custom species</w:t>
+      </w:r>
+    </w:p>
+    <w:p>
+      <w:pPr>
+        <w:pStyle w:val="FirstParagraph"/>
+      </w:pPr>
+      <w:r>
+        <w:t xml:space="preserve">Build it with the GM, one step at a time.</w:t>
+      </w:r>
+    </w:p>
+    <w:bookmarkStart w:id="95" w:name="the-concept"/>
+    <w:p>
+      <w:pPr>
+        <w:pStyle w:val="Heading3"/>
+      </w:pPr>
+      <w:r>
+        <w:t xml:space="preserve">1. The concept</w:t>
+      </w:r>
+    </w:p>
+    <w:p>
+      <w:pPr>
+        <w:pStyle w:val="FirstParagraph"/>
+      </w:pPr>
+      <w:r>
+        <w:t xml:space="preserve">Two or three sentences: where they come from, what sets them apart, and how others see them. It should be something the species in this book don’t already cover.</w:t>
+      </w:r>
+    </w:p>
+    <w:bookmarkEnd w:id="95"/>
+    <w:bookmarkStart w:id="96" w:name="the-tier"/>
+    <w:p>
+      <w:pPr>
+        <w:pStyle w:val="Heading3"/>
+      </w:pPr>
+      <w:r>
+        <w:t xml:space="preserve">2. The tier</w:t>
+      </w:r>
+    </w:p>
+    <w:p>
+      <w:pPr>
+        <w:pStyle w:val="FirstParagraph"/>
+      </w:pPr>
+      <w:r>
+        <w:t xml:space="preserve">The tier measures how much the species gives on its own. Each tier costs one of your 3 Edge points, so stronger species start with fewer Edges.</w:t>
+      </w:r>
+    </w:p>
+    <w:tbl>
+      <w:tblPr>
+        <w:tblStyle w:val="Table"/>
+        <w:tblW w:type="pct" w:w="5000"/>
+        <w:tblLook w:firstRow="1" w:lastRow="0" w:firstColumn="0" w:lastColumn="0" w:noHBand="0" w:noVBand="0" w:val="0020"/>
+        <w:jc w:val="start"/>
+        <w:tblBorders>
+          <w:top w:val="single" w:sz="4" w:color="B8C2D3"/>
+          <w:left w:val="single" w:sz="4" w:color="B8C2D3"/>
+          <w:bottom w:val="single" w:sz="4" w:color="B8C2D3"/>
+          <w:right w:val="single" w:sz="4" w:color="B8C2D3"/>
+          <w:insideH w:val="single" w:sz="4" w:color="B8C2D3"/>
+          <w:insideV w:val="single" w:sz="4" w:color="B8C2D3"/>
+        </w:tblBorders>
+      </w:tblPr>
+      <w:tblGrid>
+        <w:gridCol w:w="2640"/>
+        <w:gridCol w:w="2640"/>
+        <w:gridCol w:w="2640"/>
+      </w:tblGrid>
+      <w:tr>
+        <w:trPr>
+          <w:tblHeader w:val="true"/>
+        </w:trPr>
+        <w:tc>
+          <w:tcPr>
+            <w:shd w:val="clear" w:fill="E9EEF6"/>
+          </w:tcPr>
+          <w:p>
+            <w:pPr>
+              <w:pStyle w:val="Compact"/>
+              <w:jc w:val="left"/>
+            </w:pPr>
+            <w:r>
+              <w:rPr>
+                <w:b/>
+                <w:sz w:val="19"/>
+              </w:rPr>
+              <w:t xml:space="preserve">Tier</w:t>
+            </w:r>
+          </w:p>
+        </w:tc>
+        <w:tc>
+          <w:tcPr>
+            <w:shd w:val="clear" w:fill="E9EEF6"/>
+          </w:tcPr>
+          <w:p>
+            <w:pPr>
+              <w:pStyle w:val="Compact"/>
+              <w:jc w:val="left"/>
+            </w:pPr>
+            <w:r>
+              <w:rPr>
+                <w:b/>
+                <w:sz w:val="19"/>
+              </w:rPr>
+              <w:t xml:space="preserve">Edges</w:t>
+            </w:r>
+          </w:p>
+        </w:tc>
+        <w:tc>
+          <w:tcPr>
+            <w:shd w:val="clear" w:fill="E9EEF6"/>
+          </w:tcPr>
+          <w:p>
+            <w:pPr>
+              <w:pStyle w:val="Compact"/>
+              <w:jc w:val="left"/>
+            </w:pPr>
+            <w:r>
+              <w:rPr>
+                <w:b/>
+                <w:sz w:val="19"/>
+              </w:rPr>
+              <w:t xml:space="preserve">Use it for</w:t>
+            </w:r>
+          </w:p>
+        </w:tc>
+      </w:tr>
+      <w:tr>
+        <w:tc>
+          <w:tcPr/>
+          <w:p>
+            <w:pPr>
+              <w:pStyle w:val="Compact"/>
+              <w:jc w:val="left"/>
+            </w:pPr>
+            <w:r>
+              <w:rPr>
+                <w:b/>
+                <w:sz w:val="19"/>
+              </w:rPr>
+              <w:t xml:space="preserve">0</w:t>
+            </w:r>
+          </w:p>
+        </w:tc>
+        <w:tc>
+          <w:tcPr/>
+          <w:p>
+            <w:pPr>
+              <w:pStyle w:val="Compact"/>
+              <w:jc w:val="left"/>
+            </w:pPr>
+            <w:r>
+              <w:rPr>
+                <w:sz w:val="19"/>
+              </w:rPr>
+              <w:t xml:space="preserve">3</w:t>
+            </w:r>
+          </w:p>
+        </w:tc>
+        <w:tc>
+          <w:tcPr/>
+          <w:p>
+            <w:pPr>
+              <w:pStyle w:val="Compact"/>
+              <w:jc w:val="left"/>
+            </w:pPr>
+            <w:r>
+              <w:rPr>
+                <w:sz w:val="19"/>
+              </w:rPr>
+              <w:t xml:space="preserve">Ordinary people: a homeland, upbringing or culture, with no special abilities</w:t>
+            </w:r>
+          </w:p>
+        </w:tc>
+      </w:tr>
+      <w:tr>
+        <w:tc>
+          <w:tcPr/>
+          <w:p>
+            <w:pPr>
+              <w:pStyle w:val="Compact"/>
+              <w:jc w:val="left"/>
+            </w:pPr>
+            <w:r>
+              <w:rPr>
+                <w:b/>
+                <w:sz w:val="19"/>
+              </w:rPr>
+              <w:t xml:space="preserve">1</w:t>
+            </w:r>
+          </w:p>
+        </w:tc>
+        <w:tc>
+          <w:tcPr/>
+          <w:p>
+            <w:pPr>
+              <w:pStyle w:val="Compact"/>
+              <w:jc w:val="left"/>
+            </w:pPr>
+            <w:r>
+              <w:rPr>
+                <w:sz w:val="19"/>
+              </w:rPr>
+              <w:t xml:space="preserve">2</w:t>
+            </w:r>
+          </w:p>
+        </w:tc>
+        <w:tc>
+          <w:tcPr/>
+          <w:p>
+            <w:pPr>
+              <w:pStyle w:val="Compact"/>
+              <w:jc w:val="left"/>
+            </w:pPr>
+            <w:r>
+              <w:rPr>
+                <w:sz w:val="19"/>
+              </w:rPr>
+              <w:t xml:space="preserve">One small, constant edge: keen senses, a tough hide, a free Trained skill, resistance to one hazard</w:t>
+            </w:r>
+          </w:p>
+        </w:tc>
+      </w:tr>
+      <w:tr>
+        <w:tc>
+          <w:tcPr/>
+          <w:p>
+            <w:pPr>
+              <w:pStyle w:val="Compact"/>
+              <w:jc w:val="left"/>
+            </w:pPr>
+            <w:r>
+              <w:rPr>
+                <w:b/>
+                <w:sz w:val="19"/>
+              </w:rPr>
+              <w:t xml:space="preserve">2</w:t>
+            </w:r>
+          </w:p>
+        </w:tc>
+        <w:tc>
+          <w:tcPr/>
+          <w:p>
+            <w:pPr>
+              <w:pStyle w:val="Compact"/>
+              <w:jc w:val="left"/>
+            </w:pPr>
+            <w:r>
+              <w:rPr>
+                <w:sz w:val="19"/>
+              </w:rPr>
+              <w:t xml:space="preserve">1</w:t>
+            </w:r>
+          </w:p>
+        </w:tc>
+        <w:tc>
+          <w:tcPr/>
+          <w:p>
+            <w:pPr>
+              <w:pStyle w:val="Compact"/>
+              <w:jc w:val="left"/>
+            </w:pPr>
+            <w:r>
+              <w:rPr>
+                <w:sz w:val="19"/>
+              </w:rPr>
+              <w:t xml:space="preserve">Clear inhuman or supernatural gifts: venom, a second form, strong resistances</w:t>
+            </w:r>
+          </w:p>
+        </w:tc>
+      </w:tr>
+      <w:tr>
+        <w:tc>
+          <w:tcPr/>
+          <w:p>
+            <w:pPr>
+              <w:pStyle w:val="Compact"/>
+              <w:jc w:val="left"/>
+            </w:pPr>
+            <w:r>
+              <w:rPr>
+                <w:b/>
+                <w:sz w:val="19"/>
+              </w:rPr>
+              <w:t xml:space="preserve">3</w:t>
+            </w:r>
+          </w:p>
+        </w:tc>
+        <w:tc>
+          <w:tcPr/>
+          <w:p>
+            <w:pPr>
+              <w:pStyle w:val="Compact"/>
+              <w:jc w:val="left"/>
+            </w:pPr>
+            <w:r>
+              <w:rPr>
+                <w:sz w:val="19"/>
+              </w:rPr>
+              <w:t xml:space="preserve">0</w:t>
+            </w:r>
+          </w:p>
+        </w:tc>
+        <w:tc>
+          <w:tcPr/>
+          <w:p>
+            <w:pPr>
+              <w:pStyle w:val="Compact"/>
+              <w:jc w:val="left"/>
+            </w:pPr>
+            <w:r>
+              <w:rPr>
+                <w:sz w:val="19"/>
+              </w:rPr>
+              <w:t xml:space="preserve">Remarkable beings: several strong abilities, and serious weaknesses to match</w:t>
+            </w:r>
+          </w:p>
+        </w:tc>
+      </w:tr>
+    </w:tbl>
+    <w:p>
+      <w:pPr>
+        <w:pStyle w:val="BodyText"/>
+      </w:pPr>
+      <w:r>
+        <w:t xml:space="preserve">When in doubt, choose the higher tier.</w:t>
+      </w:r>
+    </w:p>
+    <w:bookmarkEnd w:id="96"/>
+    <w:bookmarkStart w:id="97" w:name="attribute-adjustments"/>
+    <w:p>
+      <w:pPr>
+        <w:pStyle w:val="Heading3"/>
+      </w:pPr>
+      <w:r>
+        <w:t xml:space="preserve">3. Attribute adjustments</w:t>
+      </w:r>
+    </w:p>
+    <w:p>
+      <w:pPr>
+        <w:pStyle w:val="FirstParagraph"/>
+      </w:pPr>
+      <w:r>
+        <w:t xml:space="preserve">Give adjustments from</w:t>
+      </w:r>
+      <w:r>
+        <w:t xml:space="preserve"> </w:t>
+      </w:r>
+      <w:r>
+        <w:rPr>
+          <w:bCs/>
+          <w:b/>
+        </w:rPr>
+        <w:t xml:space="preserve">−2 to +2</w:t>
+      </w:r>
+      <w:r>
+        <w:t xml:space="preserve"> </w:t>
+      </w:r>
+      <w:r>
+        <w:t xml:space="preserve">per attribute that</w:t>
+      </w:r>
+      <w:r>
+        <w:t xml:space="preserve"> </w:t>
+      </w:r>
+      <w:r>
+        <w:rPr>
+          <w:bCs/>
+          <w:b/>
+        </w:rPr>
+        <w:t xml:space="preserve">total zero</w:t>
+      </w:r>
+      <w:r>
+        <w:t xml:space="preserve">: a +2 needs a −2 or two −1s. The adjustments move the attribute’s base (+1 starts it at 11) and raise its starting maximum (13 plus the bonus). Most species change two to four attributes.</w:t>
+      </w:r>
+    </w:p>
+    <w:bookmarkEnd w:id="97"/>
+    <w:bookmarkStart w:id="98" w:name="core-rules-tier-1-and-up"/>
+    <w:p>
+      <w:pPr>
+        <w:pStyle w:val="Heading3"/>
+      </w:pPr>
+      <w:r>
+        <w:t xml:space="preserve">4. Core rules (tier 1 and up)</w:t>
+      </w:r>
+    </w:p>
+    <w:p>
+      <w:pPr>
+        <w:pStyle w:val="FirstParagraph"/>
+      </w:pPr>
+      <w:r>
+        <w:t xml:space="preserve">One to three short rules that always apply: what they can do (see in the dark, resist cold, a free Trained skill) and what it costs (a weakness, a people’s distrust, a hazard they can’t abide). A strength with no drawback is worth more than it looks, so price it a tier higher.</w:t>
+      </w:r>
+    </w:p>
+    <w:bookmarkEnd w:id="98"/>
+    <w:bookmarkStart w:id="99" w:name="species-advantages"/>
+    <w:p>
+      <w:pPr>
+        <w:pStyle w:val="Heading3"/>
+      </w:pPr>
+      <w:r>
+        <w:t xml:space="preserve">5. Species advantages</w:t>
+      </w:r>
+    </w:p>
+    <w:p>
+      <w:pPr>
+        <w:pStyle w:val="FirstParagraph"/>
+      </w:pPr>
+      <w:r>
+        <w:t xml:space="preserve">Write one to three. Each works like a general advantage:</w:t>
+      </w:r>
+      <w:r>
+        <w:t xml:space="preserve"> </w:t>
+      </w:r>
+      <w:r>
+        <w:rPr>
+          <w:bCs/>
+          <w:b/>
+        </w:rPr>
+        <w:t xml:space="preserve">+2 to one skill in a narrow situation</w:t>
+      </w:r>
+      <w:r>
+        <w:t xml:space="preserve">, or a small, limited permission (</w:t>
+      </w:r>
+      <w:r>
+        <w:t xml:space="preserve">“</w:t>
+      </w:r>
+      <w:r>
+        <w:t xml:space="preserve">once per scene…</w:t>
+      </w:r>
+      <w:r>
+        <w:t xml:space="preserve">”</w:t>
+      </w:r>
+      <w:r>
+        <w:t xml:space="preserve">). Each comes with a</w:t>
+      </w:r>
+      <w:r>
+        <w:t xml:space="preserve"> </w:t>
+      </w:r>
+      <w:r>
+        <w:rPr>
+          <w:bCs/>
+          <w:b/>
+        </w:rPr>
+        <w:t xml:space="preserve">companion complication</w:t>
+      </w:r>
+      <w:r>
+        <w:t xml:space="preserve">: a problem the trait causes, with a clear trigger and a real consequence, which earns a Resolve point when it bites, like any complication. A character takes one advantage, general or species, so make them distinct choices.</w:t>
+      </w:r>
+    </w:p>
+    <w:bookmarkEnd w:id="99"/>
+    <w:bookmarkStart w:id="100" w:name="an-alternate-form-optional-tier-2-or-3"/>
+    <w:p>
+      <w:pPr>
+        <w:pStyle w:val="Heading3"/>
+      </w:pPr>
+      <w:r>
+        <w:t xml:space="preserve">6. An alternate form (optional, tier 2 or 3)</w:t>
+      </w:r>
+    </w:p>
+    <w:p>
+      <w:pPr>
+        <w:pStyle w:val="FirstParagraph"/>
+      </w:pPr>
+      <w:r>
+        <w:t xml:space="preserve">If the species changes shape, give the form attribute bonuses (usually +2 to one attribute and +1 to another), two or three traits, and its drawbacks. The shared rules for forms in</w:t>
+      </w:r>
+      <w:r>
+        <w:t xml:space="preserve"> </w:t>
+      </w:r>
+      <w:r>
+        <w:rPr>
+          <w:iCs/>
+          <w:i/>
+        </w:rPr>
+        <w:t xml:space="preserve">Species</w:t>
+      </w:r>
+      <w:r>
+        <w:t xml:space="preserve"> </w:t>
+      </w:r>
+      <w:r>
+        <w:t xml:space="preserve">apply.</w:t>
+      </w:r>
+    </w:p>
+    <w:bookmarkEnd w:id="100"/>
+    <w:bookmarkStart w:id="101" w:name="in-the-creator"/>
+    <w:p>
+      <w:pPr>
+        <w:pStyle w:val="Heading3"/>
+      </w:pPr>
+      <w:r>
+        <w:t xml:space="preserve">In the creator</w:t>
+      </w:r>
+    </w:p>
+    <w:p>
+      <w:pPr>
+        <w:numPr>
+          <w:ilvl w:val="0"/>
+          <w:numId w:val="1026"/>
+        </w:numPr>
+        <w:pStyle w:val="Compact"/>
+      </w:pPr>
+      <w:r>
+        <w:t xml:space="preserve">In step 2, choose</w:t>
+      </w:r>
+      <w:r>
+        <w:t xml:space="preserve"> </w:t>
+      </w:r>
+      <w:r>
+        <w:rPr>
+          <w:bCs/>
+          <w:b/>
+        </w:rPr>
+        <w:t xml:space="preserve">Custom species…</w:t>
+      </w:r>
+      <w:r>
+        <w:t xml:space="preserve"> </w:t>
+      </w:r>
+      <w:r>
+        <w:t xml:space="preserve">at the end of the Species list.</w:t>
+      </w:r>
+    </w:p>
+    <w:p>
+      <w:pPr>
+        <w:numPr>
+          <w:ilvl w:val="0"/>
+          <w:numId w:val="1026"/>
+        </w:numPr>
+        <w:pStyle w:val="Compact"/>
+      </w:pPr>
+      <w:r>
+        <w:t xml:space="preserve">Name it, choose the tier you agreed, and set its adjustments. The checklist confirms they total zero.</w:t>
+      </w:r>
+    </w:p>
+    <w:p>
+      <w:pPr>
+        <w:numPr>
+          <w:ilvl w:val="0"/>
+          <w:numId w:val="1026"/>
+        </w:numPr>
+        <w:pStyle w:val="Compact"/>
+      </w:pPr>
+      <w:r>
+        <w:t xml:space="preserve">Write its core rules in</w:t>
+      </w:r>
+      <w:r>
+        <w:t xml:space="preserve"> </w:t>
+      </w:r>
+      <w:r>
+        <w:rPr>
+          <w:bCs/>
+          <w:b/>
+        </w:rPr>
+        <w:t xml:space="preserve">Other ability (GM approval required)</w:t>
+      </w:r>
+      <w:r>
+        <w:t xml:space="preserve"> </w:t>
+      </w:r>
+      <w:r>
+        <w:t xml:space="preserve">in step 4.</w:t>
+      </w:r>
+    </w:p>
+    <w:p>
+      <w:pPr>
+        <w:numPr>
+          <w:ilvl w:val="0"/>
+          <w:numId w:val="1026"/>
+        </w:numPr>
+        <w:pStyle w:val="Compact"/>
+      </w:pPr>
+      <w:r>
+        <w:t xml:space="preserve">In step 4, choose</w:t>
+      </w:r>
+      <w:r>
+        <w:t xml:space="preserve"> </w:t>
+      </w:r>
+      <w:r>
+        <w:rPr>
+          <w:bCs/>
+          <w:b/>
+        </w:rPr>
+        <w:t xml:space="preserve">Custom species advantage…</w:t>
+      </w:r>
+      <w:r>
+        <w:t xml:space="preserve"> </w:t>
+      </w:r>
+      <w:r>
+        <w:t xml:space="preserve">and enter the advantage and its companion complication.</w:t>
+      </w:r>
+    </w:p>
+    <w:bookmarkEnd w:id="101"/>
+    <w:bookmarkStart w:id="102" w:name="example"/>
+    <w:p>
+      <w:pPr>
+        <w:pStyle w:val="Heading3"/>
+      </w:pPr>
+      <w:r>
+        <w:t xml:space="preserve">Example</w:t>
+      </w:r>
+    </w:p>
+    <w:p>
+      <w:pPr>
+        <w:pStyle w:val="FirstParagraph"/>
+      </w:pPr>
+      <w:r>
+        <w:rPr>
+          <w:bCs/>
+          <w:b/>
+        </w:rPr>
+        <w:t xml:space="preserve">Lumari (tier 1).</w:t>
+      </w:r>
+      <w:r>
+        <w:t xml:space="preserve"> </w:t>
+      </w:r>
+      <w:r>
+        <w:t xml:space="preserve">Small, luminous people from a world of endless night, who glow when they feel strongly.</w:t>
+      </w:r>
+      <w:r>
+        <w:t xml:space="preserve"> </w:t>
+      </w:r>
+      <w:r>
+        <w:rPr>
+          <w:iCs/>
+          <w:i/>
+        </w:rPr>
+        <w:t xml:space="preserve">Adjustments:</w:t>
+      </w:r>
+      <w:r>
+        <w:t xml:space="preserve"> </w:t>
+      </w:r>
+      <w:r>
+        <w:t xml:space="preserve">Agility +1, Body −1.</w:t>
+      </w:r>
+      <w:r>
+        <w:t xml:space="preserve"> </w:t>
+      </w:r>
+      <w:r>
+        <w:rPr>
+          <w:iCs/>
+          <w:i/>
+        </w:rPr>
+        <w:t xml:space="preserve">Core rule:</w:t>
+      </w:r>
+      <w:r>
+        <w:t xml:space="preserve"> </w:t>
+      </w:r>
+      <w:r>
+        <w:t xml:space="preserve">dark-adapted: you see in near-darkness, but bright light dazzles you (−1 to Agility-based rolls).</w:t>
+      </w:r>
+      <w:r>
+        <w:t xml:space="preserve"> </w:t>
+      </w:r>
+      <w:r>
+        <w:rPr>
+          <w:iCs/>
+          <w:i/>
+        </w:rPr>
+        <w:t xml:space="preserve">Species advantage:</w:t>
+      </w:r>
+      <w:r>
+        <w:t xml:space="preserve"> </w:t>
+      </w:r>
+      <w:r>
+        <w:rPr>
+          <w:bCs/>
+          <w:b/>
+        </w:rPr>
+        <w:t xml:space="preserve">Night Eyes</w:t>
+      </w:r>
+      <w:r>
+        <w:t xml:space="preserve">: +2 to Sensors with passive scans and your own eyes in darkness.</w:t>
+      </w:r>
+      <w:r>
+        <w:t xml:space="preserve"> </w:t>
+      </w:r>
+      <w:r>
+        <w:rPr>
+          <w:iCs/>
+          <w:i/>
+        </w:rPr>
+        <w:t xml:space="preserve">Companion:</w:t>
+      </w:r>
+      <w:r>
+        <w:t xml:space="preserve"> </w:t>
+      </w:r>
+      <w:r>
+        <w:rPr>
+          <w:bCs/>
+          <w:b/>
+        </w:rPr>
+        <w:t xml:space="preserve">Heart on Your Skin</w:t>
+      </w:r>
+      <w:r>
+        <w:t xml:space="preserve">: your glow shows what you feel; when it matters, accept the lie that fails or the hiding place that lights up.</w:t>
+      </w:r>
+    </w:p>
+    <w:bookmarkEnd w:id="102"/>
+    <w:bookmarkEnd w:id="103"/>
+    <w:bookmarkEnd w:id="104"/>
+    <w:bookmarkStart w:id="105" w:name="complications"/>
     <w:p>
       <w:pPr>
         <w:pStyle w:val="Heading1"/>
@@ -17721,8 +18649,8 @@
         </w:tc>
       </w:tr>
     </w:tbl>
-    <w:bookmarkEnd w:id="94"/>
-    <w:bookmarkStart w:id="95" w:name="quick-reference"/>
+    <w:bookmarkEnd w:id="105"/>
+    <w:bookmarkStart w:id="106" w:name="quick-reference"/>
     <w:p>
       <w:pPr>
         <w:pStyle w:val="Heading1"/>
@@ -17893,8 +18821,8 @@
         <w:t xml:space="preserve">start each session with two. Reroll, reduce an injury by one box, or establish a small preparation. Earn one from an accepted complication.</w:t>
       </w:r>
     </w:p>
-    <w:bookmarkEnd w:id="95"/>
-    <w:bookmarkStart w:id="98" w:name="discord-commands"/>
+    <w:bookmarkEnd w:id="106"/>
+    <w:bookmarkStart w:id="109" w:name="discord-commands"/>
     <w:p>
       <w:pPr>
         <w:pStyle w:val="Heading1"/>
@@ -17926,7 +18854,7 @@
         <w:t xml:space="preserve">in a channel to see the commands; Discord shows each option as you fill it in. The bot doesn’t know your sheet, so you give it the target number.</w:t>
       </w:r>
     </w:p>
-    <w:bookmarkStart w:id="96" w:name="for-players"/>
+    <w:bookmarkStart w:id="107" w:name="for-players"/>
     <w:p>
       <w:pPr>
         <w:pStyle w:val="Heading2"/>
@@ -18346,8 +19274,8 @@
         <w:t xml:space="preserve">Only the player who rolled can press the reroll button. Rolls that miss by 1 or 2 remind the GM that success at a cost is on offer.</w:t>
       </w:r>
     </w:p>
-    <w:bookmarkEnd w:id="96"/>
-    <w:bookmarkStart w:id="97" w:name="for-the-gm"/>
+    <w:bookmarkEnd w:id="107"/>
+    <w:bookmarkStart w:id="108" w:name="for-the-gm"/>
     <w:p>
       <w:pPr>
         <w:pStyle w:val="Heading2"/>
@@ -18987,8 +19915,8 @@
         <w:t xml:space="preserve">Legend Dynamics RPG system. The core rules and this setting are original works.</w:t>
       </w:r>
     </w:p>
-    <w:bookmarkEnd w:id="97"/>
-    <w:bookmarkEnd w:id="98"/>
+    <w:bookmarkEnd w:id="108"/>
+    <w:bookmarkEnd w:id="109"/>
     <w:sectPr/>
   </w:body>
 </w:document>
@@ -19411,6 +20339,66 @@
   </w:num>
   <w:num w:numId="1024">
     <w:abstractNumId w:val="991"/>
+  </w:num>
+  <w:num w:numId="1025">
+    <w:abstractNumId w:val="99411"/>
+    <w:lvlOverride w:ilvl="0">
+      <w:startOverride w:val="1"/>
+    </w:lvlOverride>
+    <w:lvlOverride w:ilvl="1">
+      <w:startOverride w:val="1"/>
+    </w:lvlOverride>
+    <w:lvlOverride w:ilvl="2">
+      <w:startOverride w:val="1"/>
+    </w:lvlOverride>
+    <w:lvlOverride w:ilvl="3">
+      <w:startOverride w:val="1"/>
+    </w:lvlOverride>
+    <w:lvlOverride w:ilvl="4">
+      <w:startOverride w:val="1"/>
+    </w:lvlOverride>
+    <w:lvlOverride w:ilvl="5">
+      <w:startOverride w:val="1"/>
+    </w:lvlOverride>
+    <w:lvlOverride w:ilvl="6">
+      <w:startOverride w:val="1"/>
+    </w:lvlOverride>
+    <w:lvlOverride w:ilvl="7">
+      <w:startOverride w:val="1"/>
+    </w:lvlOverride>
+    <w:lvlOverride w:ilvl="8">
+      <w:startOverride w:val="1"/>
+    </w:lvlOverride>
+  </w:num>
+  <w:num w:numId="1026">
+    <w:abstractNumId w:val="99411"/>
+    <w:lvlOverride w:ilvl="0">
+      <w:startOverride w:val="1"/>
+    </w:lvlOverride>
+    <w:lvlOverride w:ilvl="1">
+      <w:startOverride w:val="1"/>
+    </w:lvlOverride>
+    <w:lvlOverride w:ilvl="2">
+      <w:startOverride w:val="1"/>
+    </w:lvlOverride>
+    <w:lvlOverride w:ilvl="3">
+      <w:startOverride w:val="1"/>
+    </w:lvlOverride>
+    <w:lvlOverride w:ilvl="4">
+      <w:startOverride w:val="1"/>
+    </w:lvlOverride>
+    <w:lvlOverride w:ilvl="5">
+      <w:startOverride w:val="1"/>
+    </w:lvlOverride>
+    <w:lvlOverride w:ilvl="6">
+      <w:startOverride w:val="1"/>
+    </w:lvlOverride>
+    <w:lvlOverride w:ilvl="7">
+      <w:startOverride w:val="1"/>
+    </w:lvlOverride>
+    <w:lvlOverride w:ilvl="8">
+      <w:startOverride w:val="1"/>
+    </w:lvlOverride>
   </w:num>
 </w:numbering>
 </file>
